--- a/a_siach_shai/a_siach_shai/c_siach_shai_mishnayos/a_zeraim_mishnayos/a_berachos_mishnayos/perek_2_mishnayos_berachos/mishna_4_perek_2_berachos.docx
+++ b/a_siach_shai/a_siach_shai/c_siach_shai_mishnayos/a_zeraim_mishnayos/a_berachos_mishnayos/perek_2_mishnayos_berachos/mishna_4_perek_2_berachos.docx
@@ -42,6 +42,18 @@
       </w:pPr>
       <w:r>
         <w:rPr>
+          <w:rStyle w:val="FootnoteReference"/>
+          <w:rFonts w:cs="DejaVu Serif"/>
+          <w:b w:val="false"/>
+          <w:bCs w:val="false"/>
+          <w:sz w:val="28"/>
+          <w:szCs w:val="28"/>
+          <w:rtl w:val="true"/>
+        </w:rPr>
+        <w:footnoteReference w:id="3"/>
+      </w:r>
+      <w:r>
+        <w:rPr>
           <w:rFonts w:cs="DejaVu Serif"/>
           <w:b w:val="false"/>
           <w:b w:val="false"/>
@@ -75,7 +87,55 @@
           <w:szCs w:val="28"/>
           <w:rtl w:val="true"/>
         </w:rPr>
-        <w:t>א</w:t>
+        <w:t>ב</w:t>
+      </w:r>
+      <w:r>
+        <w:rPr>
+          <w:rFonts w:cs="DejaVu Serif"/>
+          <w:b w:val="false"/>
+          <w:bCs w:val="false"/>
+          <w:sz w:val="28"/>
+          <w:szCs w:val="28"/>
+          <w:rtl w:val="true"/>
+        </w:rPr>
+        <w:t xml:space="preserve">] </w:t>
+      </w:r>
+      <w:r>
+        <w:rPr>
+          <w:rFonts w:cs="DejaVu Serif"/>
+          <w:b w:val="false"/>
+          <w:b w:val="false"/>
+          <w:bCs w:val="false"/>
+          <w:sz w:val="28"/>
+          <w:sz w:val="28"/>
+          <w:szCs w:val="28"/>
+          <w:rtl w:val="true"/>
+        </w:rPr>
+        <w:t>קוֹרִין</w:t>
+      </w:r>
+      <w:r>
+        <w:rPr>
+          <w:rFonts w:cs="DejaVu Serif"/>
+          <w:b w:val="false"/>
+          <w:bCs w:val="false"/>
+          <w:sz w:val="28"/>
+          <w:szCs w:val="28"/>
+          <w:rtl w:val="true"/>
+        </w:rPr>
+        <w:t>[</w:t>
+      </w:r>
+      <w:r>
+        <w:rPr>
+          <w:rFonts w:cs="DejaVu Serif"/>
+          <w:b w:val="false"/>
+          <w:b w:val="false"/>
+          <w:bCs w:val="false"/>
+          <w:sz w:val="28"/>
+          <w:sz w:val="28"/>
+          <w:szCs w:val="28"/>
+          <w:rtl w:val="true"/>
+        </w:rPr>
+        <w:t>ג</w:t>
       </w:r>
       <w:r>
         <w:rPr>
@@ -110,7 +170,7 @@
           <w:szCs w:val="28"/>
           <w:rtl w:val="true"/>
         </w:rPr>
-        <w:t>קוֹרִין</w:t>
+        <w:t>בְּרֹאשׁ הָאִילָן אוֹ בְרֹאשׁ הַנִּדְבָּךְ</w:t>
       </w:r>
       <w:r>
         <w:rPr>
@@ -124,20 +184,7 @@
           <w:szCs w:val="28"/>
           <w:rtl w:val="true"/>
         </w:rPr>
-        <w:footnoteReference w:id="3"/>
-      </w:r>
-      <w:r>
-        <w:rPr>
-          <w:rFonts w:cs="DejaVu Serif"/>
-          <w:b w:val="false"/>
-          <w:b w:val="false"/>
-          <w:bCs w:val="false"/>
-          <w:sz w:val="28"/>
-          <w:sz w:val="28"/>
-          <w:szCs w:val="28"/>
-          <w:rtl w:val="true"/>
-        </w:rPr>
-        <w:t xml:space="preserve"> בְּרֹאשׁ הָאִילָן אוֹ בְרֹאשׁ הַנִּדְבָּךְ</w:t>
+        <w:footnoteReference w:id="4"/>
       </w:r>
       <w:r>
         <w:rPr>
@@ -151,98 +198,113 @@
           <w:szCs w:val="28"/>
           <w:rtl w:val="true"/>
         </w:rPr>
-        <w:footnoteReference w:id="4"/>
+        <w:footnoteReference w:id="5"/>
+      </w:r>
+      <w:r>
+        <w:rPr>
+          <w:rFonts w:cs="DejaVu Serif"/>
+          <w:b w:val="false"/>
+          <w:bCs w:val="false"/>
+          <w:sz w:val="28"/>
+          <w:szCs w:val="28"/>
+          <w:rtl w:val="true"/>
+        </w:rPr>
+        <w:t xml:space="preserve">, </w:t>
+      </w:r>
+      <w:r>
+        <w:rPr>
+          <w:rFonts w:cs="DejaVu Serif"/>
+          <w:b w:val="false"/>
+          <w:b w:val="false"/>
+          <w:bCs w:val="false"/>
+          <w:sz w:val="28"/>
+          <w:sz w:val="28"/>
+          <w:szCs w:val="28"/>
+          <w:rtl w:val="true"/>
+        </w:rPr>
+        <w:t xml:space="preserve">מַה שֶּׁאֵינָן רַשָּׁאִין לַעֲשׂוֹת כֵּן בַּתְּפִלָּה </w:t>
+      </w:r>
+      <w:r>
+        <w:rPr>
+          <w:rFonts w:cs="DejaVu Serif"/>
+          <w:b w:val="false"/>
+          <w:bCs w:val="false"/>
+          <w:sz w:val="28"/>
+          <w:szCs w:val="28"/>
+          <w:rtl w:val="true"/>
+        </w:rPr>
+        <w:t>[</w:t>
+      </w:r>
+      <w:r>
+        <w:rPr>
+          <w:rFonts w:cs="DejaVu Serif"/>
+          <w:b w:val="false"/>
+          <w:b w:val="false"/>
+          <w:bCs w:val="false"/>
+          <w:sz w:val="28"/>
+          <w:sz w:val="28"/>
+          <w:szCs w:val="28"/>
+          <w:rtl w:val="true"/>
+        </w:rPr>
+        <w:t>ה</w:t>
+      </w:r>
+      <w:r>
+        <w:rPr>
+          <w:rFonts w:cs="DejaVu Serif"/>
+          <w:b w:val="false"/>
+          <w:bCs w:val="false"/>
+          <w:sz w:val="28"/>
+          <w:szCs w:val="28"/>
+          <w:rtl w:val="true"/>
+        </w:rPr>
+        <w:t>]</w:t>
       </w:r>
       <w:r>
         <w:rPr>
           <w:rStyle w:val="FootnoteReference"/>
           <w:rFonts w:cs="DejaVu Serif"/>
           <w:b w:val="false"/>
-          <w:b w:val="false"/>
-          <w:bCs w:val="false"/>
-          <w:sz w:val="28"/>
-          <w:sz w:val="28"/>
-          <w:szCs w:val="28"/>
-          <w:rtl w:val="true"/>
-        </w:rPr>
-        <w:footnoteReference w:id="5"/>
+          <w:bCs w:val="false"/>
+          <w:sz w:val="28"/>
+          <w:szCs w:val="28"/>
+          <w:rtl w:val="true"/>
+        </w:rPr>
+        <w:footnoteReference w:id="6"/>
       </w:r>
       <w:r>
         <w:rPr>
           <w:rStyle w:val="FootnoteReference"/>
           <w:rFonts w:cs="DejaVu Serif"/>
           <w:b w:val="false"/>
-          <w:b w:val="false"/>
-          <w:bCs w:val="false"/>
-          <w:sz w:val="28"/>
-          <w:sz w:val="28"/>
-          <w:szCs w:val="28"/>
-          <w:rtl w:val="true"/>
-        </w:rPr>
-        <w:footnoteReference w:id="6"/>
-      </w:r>
-      <w:r>
-        <w:rPr>
-          <w:rFonts w:cs="DejaVu Serif"/>
-          <w:b w:val="false"/>
-          <w:bCs w:val="false"/>
-          <w:sz w:val="28"/>
-          <w:szCs w:val="28"/>
-          <w:rtl w:val="true"/>
-        </w:rPr>
-        <w:t xml:space="preserve">, </w:t>
-      </w:r>
-      <w:r>
-        <w:rPr>
-          <w:rFonts w:cs="DejaVu Serif"/>
-          <w:b w:val="false"/>
-          <w:b w:val="false"/>
-          <w:bCs w:val="false"/>
-          <w:sz w:val="28"/>
-          <w:sz w:val="28"/>
-          <w:szCs w:val="28"/>
-          <w:rtl w:val="true"/>
-        </w:rPr>
-        <w:t>מַה שֶּׁאֵינָן רַשָּׁאִין לַעֲשׂוֹת כֵּן בַּתְּפִלָּה</w:t>
+          <w:bCs w:val="false"/>
+          <w:sz w:val="28"/>
+          <w:szCs w:val="28"/>
+          <w:rtl w:val="true"/>
+        </w:rPr>
+        <w:footnoteReference w:id="7"/>
+      </w:r>
+      <w:r>
+        <w:rPr>
+          <w:rFonts w:cs="DejaVu Serif"/>
+          <w:b w:val="false"/>
+          <w:bCs w:val="false"/>
+          <w:sz w:val="28"/>
+          <w:szCs w:val="28"/>
+          <w:rtl w:val="true"/>
+        </w:rPr>
+        <w:t>:</w:t>
       </w:r>
       <w:r>
         <w:rPr>
           <w:rStyle w:val="FootnoteReference"/>
           <w:rFonts w:cs="DejaVu Serif"/>
           <w:b w:val="false"/>
-          <w:b w:val="false"/>
-          <w:bCs w:val="false"/>
-          <w:sz w:val="28"/>
-          <w:sz w:val="28"/>
-          <w:szCs w:val="28"/>
-          <w:rtl w:val="true"/>
-        </w:rPr>
-        <w:footnoteReference w:id="7"/>
-      </w:r>
-      <w:r>
-        <w:rPr>
-          <w:rStyle w:val="FootnoteReference"/>
-          <w:rFonts w:cs="DejaVu Serif"/>
-          <w:b w:val="false"/>
-          <w:b w:val="false"/>
-          <w:bCs w:val="false"/>
-          <w:sz w:val="28"/>
+          <w:bCs w:val="false"/>
           <w:sz w:val="28"/>
           <w:szCs w:val="28"/>
           <w:rtl w:val="true"/>
         </w:rPr>
         <w:footnoteReference w:id="8"/>
-      </w:r>
-      <w:r>
-        <w:rPr>
-          <w:rFonts w:cs="DejaVu Serif"/>
-          <w:b w:val="false"/>
-          <w:bCs w:val="false"/>
-          <w:sz w:val="28"/>
-          <w:szCs w:val="28"/>
-          <w:rtl w:val="true"/>
-        </w:rPr>
-        <w:t>:</w:t>
       </w:r>
       <w:r>
         <w:rPr>
@@ -266,7 +328,6 @@
       </w:pPr>
       <w:r>
         <w:rPr>
-          <w:rFonts w:cs="DejaVu Serif"/>
           <w:sz w:val="28"/>
           <w:szCs w:val="28"/>
           <w:rtl w:val="true"/>
@@ -283,6 +344,7 @@
       <w:pgNumType w:fmt="decimal"/>
       <w:formProt w:val="false"/>
       <w:textDirection w:val="lrTb"/>
+      <w:docGrid w:type="default" w:linePitch="100" w:charSpace="0"/>
     </w:sectPr>
   </w:body>
 </w:document>
@@ -292,11 +354,6 @@
 <w:footnotes xmlns:o="urn:schemas-microsoft-com:office:office" xmlns:r="http://schemas.openxmlformats.org/officeDocument/2006/relationships" xmlns:v="urn:schemas-microsoft-com:vml" xmlns:w="http://schemas.openxmlformats.org/wordprocessingml/2006/main" xmlns:w10="urn:schemas-microsoft-com:office:word" xmlns:wp="http://schemas.openxmlformats.org/drawingml/2006/wordprocessingDrawing" xmlns:pic="http://schemas.openxmlformats.org/drawingml/2006/picture" xmlns:wps="http://schemas.microsoft.com/office/word/2010/wordprocessingShape" xmlns:wpg="http://schemas.microsoft.com/office/word/2010/wordprocessingGroup" xmlns:mc="http://schemas.openxmlformats.org/markup-compatibility/2006" xmlns:wp14="http://schemas.microsoft.com/office/word/2010/wordprocessingDrawing" xmlns:w14="http://schemas.microsoft.com/office/word/2010/wordml" xmlns:w15="http://schemas.microsoft.com/office/word/2012/wordml" mc:Ignorable="w14 wp14 w15">
   <w:footnote w:id="0" w:type="separator">
     <w:p>
-      <w:pPr>
-        <w:rPr>
-          <w:sz w:val="12"/>
-        </w:rPr>
-      </w:pPr>
       <w:r>
         <w:separator/>
       </w:r>
@@ -304,11 +361,6 @@
   </w:footnote>
   <w:footnote w:id="1" w:type="continuationSeparator">
     <w:p>
-      <w:pPr>
-        <w:rPr>
-          <w:sz w:val="12"/>
-        </w:rPr>
-      </w:pPr>
       <w:r>
         <w:continuationSeparator/>
       </w:r>
@@ -333,7 +385,7 @@
       </w:r>
       <w:r>
         <w:rPr>
-          <w:rStyle w:val="FootnoteCharactersuser"/>
+          <w:rStyle w:val="FootnoteCharacters"/>
           <w:rtl w:val="true"/>
         </w:rPr>
         <w:tab/>
@@ -382,7 +434,13 @@
           <w:rtl w:val="true"/>
         </w:rPr>
         <w:tab/>
-        <w:t>יש לדון אם לעולם אף מברכים ברכת קריאת שמע</w:t>
+      </w:r>
+      <w:r>
+        <w:rPr>
+          <w:rFonts w:cs="Noto Rashi Hebrew"/>
+          <w:rtl w:val="true"/>
+        </w:rPr>
+        <w:t>יש חלקים מקריאת שמע שצריכים כוונה</w:t>
       </w:r>
       <w:r>
         <w:rPr>
@@ -396,14 +454,70 @@
           <w:rFonts w:cs="Noto Rashi Hebrew"/>
           <w:rtl w:val="true"/>
         </w:rPr>
-        <w:t>עיין בהשלמות אות ט</w:t>
-      </w:r>
-      <w:r>
-        <w:rPr>
-          <w:rFonts w:cs="Noto Rashi Hebrew"/>
-          <w:rtl w:val="true"/>
-        </w:rPr>
-        <w:t>.</w:t>
+        <w:t>לכן</w:t>
+      </w:r>
+      <w:r>
+        <w:rPr>
+          <w:rFonts w:cs="Noto Rashi Hebrew"/>
+          <w:rtl w:val="true"/>
+        </w:rPr>
+        <w:t xml:space="preserve">, </w:t>
+      </w:r>
+      <w:r>
+        <w:rPr>
+          <w:rFonts w:cs="Noto Rashi Hebrew"/>
+          <w:rtl w:val="true"/>
+        </w:rPr>
+        <w:t>אדם חייב לקרוא קריאת שמע במקום שיכול לכוון</w:t>
+      </w:r>
+      <w:r>
+        <w:rPr>
+          <w:rFonts w:cs="Noto Rashi Hebrew"/>
+          <w:rtl w:val="true"/>
+        </w:rPr>
+        <w:t xml:space="preserve">. </w:t>
+      </w:r>
+      <w:r>
+        <w:rPr>
+          <w:rFonts w:cs="Noto Rashi Hebrew"/>
+          <w:rtl w:val="true"/>
+        </w:rPr>
+        <w:t>משנה זה מזכיר יוצא מכלל זה</w:t>
+      </w:r>
+      <w:r>
+        <w:rPr>
+          <w:rFonts w:cs="Noto Rashi Hebrew"/>
+          <w:rtl w:val="true"/>
+        </w:rPr>
+        <w:t xml:space="preserve">, </w:t>
+      </w:r>
+      <w:r>
+        <w:rPr>
+          <w:rFonts w:cs="Noto Rashi Hebrew"/>
+          <w:rtl w:val="true"/>
+        </w:rPr>
+        <w:t>והוא שפועלים יכולים לקרוא במקום עבודתם</w:t>
+      </w:r>
+      <w:r>
+        <w:rPr>
+          <w:rFonts w:cs="Noto Rashi Hebrew"/>
+          <w:rtl w:val="true"/>
+        </w:rPr>
+        <w:t>. [</w:t>
+      </w:r>
+      <w:r>
+        <w:rPr>
+          <w:rFonts w:cs="Noto Rashi Hebrew"/>
+          <w:rtl w:val="true"/>
+        </w:rPr>
+        <w:t>א</w:t>
+      </w:r>
+      <w:r>
+        <w:rPr>
+          <w:rFonts w:cs="Noto Rashi Hebrew"/>
+          <w:rtl w:val="true"/>
+        </w:rPr>
+        <w:t>]</w:t>
       </w:r>
     </w:p>
   </w:footnote>
@@ -429,14 +543,13 @@
           <w:rtl w:val="true"/>
         </w:rPr>
         <w:tab/>
-        <w:t xml:space="preserve">נדבך הוא </w:t>
-      </w:r>
-      <w:r>
-        <w:rPr>
-          <w:rFonts w:cs="Noto Rashi Hebrew"/>
-          <w:rtl w:val="true"/>
-        </w:rPr>
-        <w:t xml:space="preserve">בנין של אבנים </w:t>
+      </w:r>
+      <w:r>
+        <w:rPr>
+          <w:rFonts w:cs="Noto Rashi Hebrew"/>
+          <w:rtl w:val="true"/>
+        </w:rPr>
+        <w:t xml:space="preserve">נדבך הוא בנין של אבנים </w:t>
       </w:r>
       <w:r>
         <w:rPr>
@@ -464,23 +577,23 @@
           <w:rFonts w:cs="Noto Rashi Hebrew"/>
           <w:rtl w:val="true"/>
         </w:rPr>
-        <w:t xml:space="preserve">י </w:t>
-      </w:r>
-      <w:r>
-        <w:rPr>
-          <w:rFonts w:cs="Noto Rashi Hebrew"/>
-          <w:b/>
-          <w:b/>
-          <w:bCs/>
-          <w:rtl w:val="true"/>
-        </w:rPr>
-        <w:t>טז</w:t>
-      </w:r>
-      <w:r>
-        <w:rPr>
-          <w:rFonts w:cs="Noto Rashi Hebrew"/>
-          <w:b/>
-          <w:bCs/>
+        <w:t>י</w:t>
+      </w:r>
+      <w:r>
+        <w:rPr>
+          <w:rFonts w:cs="Noto Rashi Hebrew"/>
+          <w:b w:val="false"/>
+          <w:b w:val="false"/>
+          <w:bCs w:val="false"/>
+          <w:rtl w:val="true"/>
+        </w:rPr>
+        <w:t xml:space="preserve"> טז</w:t>
+      </w:r>
+      <w:r>
+        <w:rPr>
+          <w:rFonts w:cs="Noto Rashi Hebrew"/>
+          <w:b w:val="false"/>
+          <w:bCs w:val="false"/>
           <w:rtl w:val="true"/>
         </w:rPr>
         <w:t>.</w:t>
@@ -490,21 +603,7 @@
           <w:rFonts w:cs="Noto Rashi Hebrew"/>
           <w:rtl w:val="true"/>
         </w:rPr>
-        <w:t xml:space="preserve">) </w:t>
-      </w:r>
-      <w:r>
-        <w:rPr>
-          <w:rFonts w:cs="Noto Rashi Hebrew"/>
-          <w:rtl w:val="true"/>
-        </w:rPr>
-        <w:t>בירושלמי מבאר שפועלים עובדים על אילן ואומנים עובדים על נדבך</w:t>
-      </w:r>
-      <w:r>
-        <w:rPr>
-          <w:rFonts w:cs="Noto Rashi Hebrew"/>
-          <w:rtl w:val="true"/>
-        </w:rPr>
-        <w:t>.</w:t>
+        <w:t>).</w:t>
       </w:r>
     </w:p>
   </w:footnote>
@@ -530,6 +629,12 @@
           <w:rtl w:val="true"/>
         </w:rPr>
         <w:tab/>
+      </w:r>
+      <w:r>
+        <w:rPr>
+          <w:rFonts w:cs="Noto Rashi Hebrew"/>
+          <w:rtl w:val="true"/>
+        </w:rPr>
         <w:t xml:space="preserve">מפרש גמרא </w:t>
       </w:r>
       <w:r>
@@ -537,6 +642,7 @@
           <w:rFonts w:cs="Noto Rashi Hebrew"/>
           <w:b/>
           <w:bCs/>
+          <w:u w:val="single"/>
           <w:rtl w:val="true"/>
         </w:rPr>
         <w:t>(</w:t>
@@ -547,6 +653,7 @@
           <w:b/>
           <w:b/>
           <w:bCs/>
+          <w:u w:val="single"/>
           <w:rtl w:val="true"/>
         </w:rPr>
         <w:t>טז</w:t>
@@ -556,9 +663,19 @@
           <w:rFonts w:cs="Noto Rashi Hebrew"/>
           <w:b/>
           <w:bCs/>
-          <w:rtl w:val="true"/>
-        </w:rPr>
-        <w:t>.)</w:t>
+          <w:u w:val="single"/>
+          <w:rtl w:val="true"/>
+        </w:rPr>
+        <w:t>.</w:t>
+      </w:r>
+      <w:r>
+        <w:rPr>
+          <w:rFonts w:cs="Noto Rashi Hebrew"/>
+          <w:b/>
+          <w:bCs/>
+          <w:rtl w:val="true"/>
+        </w:rPr>
+        <w:t>)</w:t>
       </w:r>
       <w:r>
         <w:rPr>
@@ -600,7 +717,21 @@
           <w:rFonts w:cs="Noto Rashi Hebrew"/>
           <w:rtl w:val="true"/>
         </w:rPr>
-        <w:t>ועובדים כשאומרים שאר</w:t>
+        <w:t>אלא עומדים שם בראש האילן וקוראים</w:t>
+      </w:r>
+      <w:r>
+        <w:rPr>
+          <w:rFonts w:cs="Noto Rashi Hebrew"/>
+          <w:rtl w:val="true"/>
+        </w:rPr>
+        <w:t xml:space="preserve">, </w:t>
+      </w:r>
+      <w:r>
+        <w:rPr>
+          <w:rFonts w:cs="Noto Rashi Hebrew"/>
+          <w:rtl w:val="true"/>
+        </w:rPr>
+        <w:t>ועובדים כשקוראים שאר חלקי קריאת שמע</w:t>
       </w:r>
       <w:r>
         <w:rPr>
@@ -633,7 +764,41 @@
           <w:rtl w:val="true"/>
         </w:rPr>
         <w:tab/>
-        <w:t>אף שלא קל לכוון שם</w:t>
+      </w:r>
+      <w:r>
+        <w:rPr>
+          <w:rFonts w:cs="Noto Rashi Hebrew"/>
+          <w:rtl w:val="true"/>
+        </w:rPr>
+        <w:t>רש</w:t>
+      </w:r>
+      <w:r>
+        <w:rPr>
+          <w:rFonts w:cs="Noto Rashi Hebrew"/>
+          <w:rtl w:val="true"/>
+        </w:rPr>
+        <w:t>"</w:t>
+      </w:r>
+      <w:r>
+        <w:rPr>
+          <w:rFonts w:cs="Noto Rashi Hebrew"/>
+          <w:rtl w:val="true"/>
+        </w:rPr>
+        <w:t xml:space="preserve">י מפרש שהוא </w:t>
+      </w:r>
+      <w:r>
+        <w:rPr>
+          <w:rFonts w:cs="Noto Rashi Hebrew"/>
+          <w:rtl w:val="true"/>
+        </w:rPr>
+        <w:t xml:space="preserve">מפני שהוא </w:t>
+      </w:r>
+      <w:r>
+        <w:rPr>
+          <w:rFonts w:cs="Noto Rashi Hebrew"/>
+          <w:rtl w:val="true"/>
+        </w:rPr>
+        <w:t>רחמים</w:t>
       </w:r>
       <w:r>
         <w:rPr>
@@ -647,7 +812,110 @@
           <w:rFonts w:cs="Noto Rashi Hebrew"/>
           <w:rtl w:val="true"/>
         </w:rPr>
-        <w:t>ואז אסור לשאר בני אדם לקרוא שם</w:t>
+        <w:t>ו</w:t>
+      </w:r>
+      <w:r>
+        <w:rPr>
+          <w:rFonts w:cs="Noto Rashi Hebrew"/>
+          <w:rtl w:val="true"/>
+        </w:rPr>
+        <w:t xml:space="preserve">לכן </w:t>
+      </w:r>
+      <w:r>
+        <w:rPr>
+          <w:rFonts w:cs="Noto Rashi Hebrew"/>
+          <w:rtl w:val="true"/>
+        </w:rPr>
+        <w:t xml:space="preserve">צריך כוונה </w:t>
+      </w:r>
+      <w:r>
+        <w:rPr>
+          <w:rFonts w:cs="Noto Rashi Hebrew"/>
+          <w:rtl w:val="true"/>
+        </w:rPr>
+        <w:t>(</w:t>
+      </w:r>
+      <w:r>
+        <w:rPr>
+          <w:rFonts w:cs="Noto Rashi Hebrew"/>
+          <w:rtl w:val="true"/>
+        </w:rPr>
+        <w:t>רש</w:t>
+      </w:r>
+      <w:r>
+        <w:rPr>
+          <w:rFonts w:cs="Noto Rashi Hebrew"/>
+          <w:rtl w:val="true"/>
+        </w:rPr>
+        <w:t>"</w:t>
+      </w:r>
+      <w:r>
+        <w:rPr>
+          <w:rFonts w:cs="Noto Rashi Hebrew"/>
+          <w:rtl w:val="true"/>
+        </w:rPr>
+        <w:t xml:space="preserve">י </w:t>
+      </w:r>
+      <w:r>
+        <w:rPr>
+          <w:rFonts w:cs="Noto Rashi Hebrew"/>
+          <w:b/>
+          <w:b/>
+          <w:bCs/>
+          <w:rtl w:val="true"/>
+        </w:rPr>
+        <w:t>טז</w:t>
+      </w:r>
+      <w:r>
+        <w:rPr>
+          <w:rFonts w:cs="Noto Rashi Hebrew"/>
+          <w:b/>
+          <w:bCs/>
+          <w:rtl w:val="true"/>
+        </w:rPr>
+        <w:t>.</w:t>
+      </w:r>
+      <w:r>
+        <w:rPr>
+          <w:rFonts w:cs="Noto Rashi Hebrew"/>
+          <w:rtl w:val="true"/>
+        </w:rPr>
+        <w:t xml:space="preserve">) </w:t>
+      </w:r>
+      <w:r>
+        <w:rPr>
+          <w:rFonts w:cs="Noto Rashi Hebrew"/>
+          <w:rtl w:val="true"/>
+        </w:rPr>
+        <w:t>לא יכול לכוון שם כיון שדואג שמא יפול</w:t>
+      </w:r>
+      <w:r>
+        <w:rPr>
+          <w:rFonts w:cs="Noto Rashi Hebrew"/>
+          <w:rtl w:val="true"/>
+        </w:rPr>
+        <w:t>. (</w:t>
+      </w:r>
+      <w:r>
+        <w:rPr>
+          <w:rFonts w:cs="Noto Rashi Hebrew"/>
+          <w:rtl w:val="true"/>
+        </w:rPr>
+        <w:t>ואם תאמר שיש חלקים מק“ש שצריכים כוונה</w:t>
+      </w:r>
+      <w:r>
+        <w:rPr>
+          <w:rFonts w:cs="Noto Rashi Hebrew"/>
+          <w:rtl w:val="true"/>
+        </w:rPr>
+        <w:t xml:space="preserve">. </w:t>
+      </w:r>
+      <w:r>
+        <w:rPr>
+          <w:rFonts w:cs="Noto Rashi Hebrew"/>
+          <w:rtl w:val="true"/>
+        </w:rPr>
+        <w:t>בירושלמי מבאר שכיון שהם מועטים</w:t>
       </w:r>
       <w:r>
         <w:rPr>
@@ -661,7 +929,7 @@
           <w:rFonts w:cs="Noto Rashi Hebrew"/>
           <w:rtl w:val="true"/>
         </w:rPr>
-        <w:t>הם יכולים לקרוא שם</w:t>
+        <w:t>יכול לכוון</w:t>
       </w:r>
       <w:r>
         <w:rPr>
@@ -675,14 +943,35 @@
           <w:rFonts w:cs="Noto Rashi Hebrew"/>
           <w:rtl w:val="true"/>
         </w:rPr>
-        <w:t>כדי שלא יבטלו ממלאכתם</w:t>
-      </w:r>
-      <w:r>
-        <w:rPr>
-          <w:rFonts w:cs="Noto Rashi Hebrew"/>
-          <w:rtl w:val="true"/>
-        </w:rPr>
-        <w:t>.</w:t>
+        <w:t>אף באילן</w:t>
+      </w:r>
+      <w:r>
+        <w:rPr>
+          <w:rFonts w:cs="Noto Rashi Hebrew"/>
+          <w:rtl w:val="true"/>
+        </w:rPr>
+        <w:t xml:space="preserve">.) </w:t>
+      </w:r>
+      <w:r>
+        <w:rPr>
+          <w:rFonts w:cs="Noto Rashi Hebrew"/>
+          <w:rtl w:val="true"/>
+        </w:rPr>
+        <w:t>[</w:t>
+      </w:r>
+      <w:r>
+        <w:rPr>
+          <w:rFonts w:cs="Noto Rashi Hebrew"/>
+          <w:rtl w:val="true"/>
+        </w:rPr>
+        <w:t>ד</w:t>
+      </w:r>
+      <w:r>
+        <w:rPr>
+          <w:rFonts w:cs="Noto Rashi Hebrew"/>
+          <w:rtl w:val="true"/>
+        </w:rPr>
+        <w:t>]</w:t>
       </w:r>
     </w:p>
   </w:footnote>
@@ -708,49 +997,23 @@
           <w:rtl w:val="true"/>
         </w:rPr>
         <w:tab/>
-        <w:t>מפני שהוא רחמי</w:t>
-      </w:r>
-      <w:r>
-        <w:rPr>
-          <w:rFonts w:cs="Noto Rashi Hebrew"/>
-          <w:rtl w:val="true"/>
-        </w:rPr>
-        <w:t xml:space="preserve">, </w:t>
-      </w:r>
-      <w:r>
-        <w:rPr>
-          <w:rFonts w:cs="Noto Rashi Hebrew"/>
-          <w:rtl w:val="true"/>
-        </w:rPr>
-        <w:t xml:space="preserve">וצריך כוונה </w:t>
-      </w:r>
-      <w:r>
-        <w:rPr>
-          <w:rFonts w:cs="Noto Rashi Hebrew"/>
+      </w:r>
+      <w:r>
+        <w:rPr>
+          <w:rFonts w:cs="Noto Rashi Hebrew"/>
+          <w:rtl w:val="true"/>
+        </w:rPr>
+        <w:t xml:space="preserve">גמ’ </w:t>
+      </w:r>
+      <w:r>
+        <w:rPr>
+          <w:rFonts w:cs="Noto Rashi Hebrew"/>
+          <w:b/>
+          <w:bCs/>
+          <w:u w:val="single"/>
           <w:rtl w:val="true"/>
         </w:rPr>
         <w:t>(</w:t>
-      </w:r>
-      <w:r>
-        <w:rPr>
-          <w:rFonts w:cs="Noto Rashi Hebrew"/>
-          <w:rtl w:val="true"/>
-        </w:rPr>
-        <w:t>רש</w:t>
-      </w:r>
-      <w:r>
-        <w:rPr>
-          <w:rFonts w:cs="Noto Rashi Hebrew"/>
-          <w:rtl w:val="true"/>
-        </w:rPr>
-        <w:t>"</w:t>
-      </w:r>
-      <w:r>
-        <w:rPr>
-          <w:rFonts w:cs="Noto Rashi Hebrew"/>
-          <w:rtl w:val="true"/>
-        </w:rPr>
-        <w:t xml:space="preserve">י </w:t>
       </w:r>
       <w:r>
         <w:rPr>
@@ -758,6 +1021,7 @@
           <w:b/>
           <w:b/>
           <w:bCs/>
+          <w:u w:val="single"/>
           <w:rtl w:val="true"/>
         </w:rPr>
         <w:t>טז</w:t>
@@ -767,37 +1031,94 @@
           <w:rFonts w:cs="Noto Rashi Hebrew"/>
           <w:b/>
           <w:bCs/>
-          <w:rtl w:val="true"/>
-        </w:rPr>
-        <w:t>.</w:t>
-      </w:r>
-      <w:r>
-        <w:rPr>
-          <w:rFonts w:cs="Noto Rashi Hebrew"/>
-          <w:rtl w:val="true"/>
-        </w:rPr>
-        <w:t xml:space="preserve">) </w:t>
-      </w:r>
-      <w:r>
-        <w:rPr>
-          <w:rFonts w:cs="Noto Rashi Hebrew"/>
-          <w:rtl w:val="true"/>
-        </w:rPr>
-        <w:t>לא יכול לכוון שם כיון שדואג שמא יפול</w:t>
-      </w:r>
-      <w:r>
-        <w:rPr>
-          <w:rFonts w:cs="Noto Rashi Hebrew"/>
-          <w:rtl w:val="true"/>
-        </w:rPr>
-        <w:t>. (</w:t>
-      </w:r>
-      <w:r>
-        <w:rPr>
-          <w:rFonts w:cs="Noto Rashi Hebrew"/>
-          <w:rtl w:val="true"/>
-        </w:rPr>
-        <w:t>ואם תאמר שיש חלקים מק“ש שצריכים כוונה</w:t>
+          <w:u w:val="single"/>
+          <w:rtl w:val="true"/>
+        </w:rPr>
+        <w:t>.)</w:t>
+      </w:r>
+      <w:r>
+        <w:rPr>
+          <w:rFonts w:cs="Noto Rashi Hebrew"/>
+          <w:b w:val="false"/>
+          <w:bCs w:val="false"/>
+          <w:u w:val="none"/>
+          <w:rtl w:val="true"/>
+        </w:rPr>
+        <w:t xml:space="preserve"> </w:t>
+      </w:r>
+      <w:r>
+        <w:rPr>
+          <w:rFonts w:cs="Noto Rashi Hebrew"/>
+          <w:b w:val="false"/>
+          <w:b w:val="false"/>
+          <w:bCs w:val="false"/>
+          <w:u w:val="none"/>
+          <w:rtl w:val="true"/>
+        </w:rPr>
+        <w:t>מזכיר יוצא מכלל זה</w:t>
+      </w:r>
+      <w:r>
+        <w:rPr>
+          <w:rFonts w:cs="Noto Rashi Hebrew"/>
+          <w:b w:val="false"/>
+          <w:bCs w:val="false"/>
+          <w:u w:val="none"/>
+          <w:rtl w:val="true"/>
+        </w:rPr>
+        <w:t xml:space="preserve">, </w:t>
+      </w:r>
+      <w:r>
+        <w:rPr>
+          <w:rFonts w:cs="Noto Rashi Hebrew"/>
+          <w:b w:val="false"/>
+          <w:b w:val="false"/>
+          <w:bCs w:val="false"/>
+          <w:u w:val="none"/>
+          <w:rtl w:val="true"/>
+        </w:rPr>
+        <w:t>והוא</w:t>
+      </w:r>
+      <w:r>
+        <w:rPr>
+          <w:rFonts w:cs="Noto Rashi Hebrew"/>
+          <w:rtl w:val="true"/>
+        </w:rPr>
+        <w:t xml:space="preserve"> </w:t>
+      </w:r>
+      <w:r>
+        <w:rPr>
+          <w:rFonts w:cs="Noto Rashi Hebrew"/>
+          <w:rtl w:val="true"/>
+        </w:rPr>
+        <w:t>ש</w:t>
+      </w:r>
+      <w:r>
+        <w:rPr>
+          <w:rFonts w:cs="Noto Rashi Hebrew"/>
+          <w:rtl w:val="true"/>
+        </w:rPr>
+        <w:t xml:space="preserve">אם עובדים על אילן זית </w:t>
+      </w:r>
+      <w:r>
+        <w:rPr>
+          <w:rFonts w:cs="Noto Rashi Hebrew"/>
+          <w:rtl w:val="true"/>
+        </w:rPr>
+        <w:t>או תאנה</w:t>
+      </w:r>
+      <w:r>
+        <w:rPr>
+          <w:rFonts w:cs="Noto Rashi Hebrew"/>
+          <w:rtl w:val="true"/>
+        </w:rPr>
+        <w:t xml:space="preserve">, </w:t>
+      </w:r>
+      <w:r>
+        <w:rPr>
+          <w:rFonts w:cs="Noto Rashi Hebrew"/>
+          <w:rtl w:val="true"/>
+        </w:rPr>
+        <w:t>אז גם מתפללים שם</w:t>
       </w:r>
       <w:r>
         <w:rPr>
@@ -811,42 +1132,21 @@
           <w:rFonts w:cs="Noto Rashi Hebrew"/>
           <w:rtl w:val="true"/>
         </w:rPr>
-        <w:t>בירושלמי מבאר שכיון שהם מועטים</w:t>
-      </w:r>
-      <w:r>
-        <w:rPr>
-          <w:rFonts w:cs="Noto Rashi Hebrew"/>
-          <w:rtl w:val="true"/>
-        </w:rPr>
-        <w:t xml:space="preserve">, </w:t>
-      </w:r>
-      <w:r>
-        <w:rPr>
-          <w:rFonts w:cs="Noto Rashi Hebrew"/>
-          <w:rtl w:val="true"/>
-        </w:rPr>
-        <w:t>יכול לכוון</w:t>
-      </w:r>
-      <w:r>
-        <w:rPr>
-          <w:rFonts w:cs="Noto Rashi Hebrew"/>
-          <w:rtl w:val="true"/>
-        </w:rPr>
-        <w:t xml:space="preserve">, </w:t>
-      </w:r>
-      <w:r>
-        <w:rPr>
-          <w:rFonts w:cs="Noto Rashi Hebrew"/>
-          <w:rtl w:val="true"/>
-        </w:rPr>
-        <w:t>אף באילן</w:t>
-      </w:r>
-      <w:r>
-        <w:rPr>
-          <w:rFonts w:cs="Noto Rashi Hebrew"/>
-          <w:rtl w:val="true"/>
-        </w:rPr>
-        <w:t>.)</w:t>
+        <w:t>[</w:t>
+      </w:r>
+      <w:r>
+        <w:rPr>
+          <w:rFonts w:cs="Noto Rashi Hebrew"/>
+          <w:rtl w:val="true"/>
+        </w:rPr>
+        <w:t>ו</w:t>
+      </w:r>
+      <w:r>
+        <w:rPr>
+          <w:rFonts w:cs="Noto Rashi Hebrew"/>
+          <w:rtl w:val="true"/>
+        </w:rPr>
+        <w:t>]</w:t>
       </w:r>
     </w:p>
   </w:footnote>
@@ -872,11 +1172,289 @@
           <w:rtl w:val="true"/>
         </w:rPr>
         <w:tab/>
+      </w:r>
+      <w:r>
+        <w:rPr>
+          <w:rFonts w:cs="Noto Rashi Hebrew"/>
+          <w:b/>
+          <w:b/>
+          <w:bCs/>
+          <w:rtl w:val="true"/>
+        </w:rPr>
+        <w:t>דינים היוצאים מן המשנה</w:t>
+      </w:r>
+      <w:r>
+        <w:rPr>
+          <w:rFonts w:cs="Noto Rashi Hebrew"/>
+          <w:b/>
+          <w:bCs/>
+          <w:rtl w:val="true"/>
+        </w:rPr>
+        <w:t>:</w:t>
+      </w:r>
+    </w:p>
+    <w:p>
+      <w:pPr>
+        <w:pStyle w:val="FootnoteText"/>
+        <w:numPr>
+          <w:ilvl w:val="0"/>
+          <w:numId w:val="2"/>
+        </w:numPr>
+        <w:bidi w:val="1"/>
+        <w:jc w:val="start"/>
+        <w:rPr>
+          <w:rFonts w:cs="Noto Rashi Hebrew"/>
+          <w:b w:val="false"/>
+          <w:bCs w:val="false"/>
+        </w:rPr>
+      </w:pPr>
+      <w:r>
+        <w:rPr>
+          <w:rFonts w:cs="Noto Rashi Hebrew"/>
+          <w:b w:val="false"/>
+          <w:b w:val="false"/>
+          <w:bCs w:val="false"/>
+          <w:rtl w:val="true"/>
+        </w:rPr>
+        <w:t xml:space="preserve">פועל שהוא בראש אילן </w:t>
+      </w:r>
+      <w:r>
+        <w:rPr>
+          <w:rFonts w:cs="Noto Rashi Hebrew"/>
+          <w:b w:val="false"/>
+          <w:bCs w:val="false"/>
+          <w:rtl w:val="true"/>
+        </w:rPr>
+        <w:t>-</w:t>
+      </w:r>
+    </w:p>
+    <w:p>
+      <w:pPr>
+        <w:pStyle w:val="FootnoteText"/>
+        <w:numPr>
+          <w:ilvl w:val="1"/>
+          <w:numId w:val="2"/>
+        </w:numPr>
+        <w:bidi w:val="1"/>
+        <w:jc w:val="start"/>
+        <w:rPr>
+          <w:rFonts w:cs="Noto Rashi Hebrew"/>
+          <w:b w:val="false"/>
+          <w:bCs w:val="false"/>
+        </w:rPr>
+      </w:pPr>
+      <w:r>
+        <w:rPr>
+          <w:rFonts w:cs="Noto Rashi Hebrew"/>
+          <w:b w:val="false"/>
+          <w:b w:val="false"/>
+          <w:bCs w:val="false"/>
+          <w:rtl w:val="true"/>
+        </w:rPr>
+        <w:t xml:space="preserve">קריאת שמע </w:t>
+      </w:r>
+      <w:r>
+        <w:rPr>
+          <w:rFonts w:cs="Noto Rashi Hebrew"/>
+          <w:b w:val="false"/>
+          <w:bCs w:val="false"/>
+          <w:rtl w:val="true"/>
+        </w:rPr>
+        <w:t>-</w:t>
+      </w:r>
+    </w:p>
+    <w:p>
+      <w:pPr>
+        <w:pStyle w:val="FootnoteText"/>
+        <w:numPr>
+          <w:ilvl w:val="2"/>
+          <w:numId w:val="2"/>
+        </w:numPr>
+        <w:bidi w:val="1"/>
+        <w:jc w:val="start"/>
+        <w:rPr>
+          <w:rFonts w:cs="Noto Rashi Hebrew"/>
+          <w:b w:val="false"/>
+          <w:bCs w:val="false"/>
+        </w:rPr>
+      </w:pPr>
+      <w:r>
+        <w:rPr>
+          <w:rFonts w:cs="Noto Rashi Hebrew"/>
+          <w:b w:val="false"/>
+          <w:b w:val="false"/>
+          <w:bCs w:val="false"/>
+          <w:rtl w:val="true"/>
+        </w:rPr>
+        <w:t>חלקים שלא צריכים כוונה – יכול לקרוא כשעובד בראש האילן</w:t>
+      </w:r>
+      <w:r>
+        <w:rPr>
+          <w:rFonts w:cs="Noto Rashi Hebrew"/>
+          <w:b w:val="false"/>
+          <w:bCs w:val="false"/>
+          <w:rtl w:val="true"/>
+        </w:rPr>
+        <w:t>.</w:t>
+      </w:r>
+    </w:p>
+    <w:p>
+      <w:pPr>
+        <w:pStyle w:val="FootnoteText"/>
+        <w:numPr>
+          <w:ilvl w:val="2"/>
+          <w:numId w:val="2"/>
+        </w:numPr>
+        <w:bidi w:val="1"/>
+        <w:jc w:val="start"/>
+        <w:rPr>
+          <w:rFonts w:cs="Noto Rashi Hebrew"/>
+          <w:b w:val="false"/>
+          <w:bCs w:val="false"/>
+        </w:rPr>
+      </w:pPr>
+      <w:r>
+        <w:rPr>
+          <w:rFonts w:cs="Noto Rashi Hebrew"/>
+          <w:b w:val="false"/>
+          <w:b w:val="false"/>
+          <w:bCs w:val="false"/>
+          <w:rtl w:val="true"/>
+        </w:rPr>
+        <w:t>חלקים שצריכים כוונה – יכול לקרוא כשעומד</w:t>
+      </w:r>
+      <w:r>
+        <w:rPr>
+          <w:rFonts w:cs="Noto Rashi Hebrew"/>
+          <w:b w:val="false"/>
+          <w:bCs w:val="false"/>
+          <w:rtl w:val="true"/>
+        </w:rPr>
+        <w:t xml:space="preserve">, </w:t>
+      </w:r>
+      <w:r>
+        <w:rPr>
+          <w:rFonts w:cs="Noto Rashi Hebrew"/>
+          <w:b w:val="false"/>
+          <w:b w:val="false"/>
+          <w:bCs w:val="false"/>
+          <w:rtl w:val="true"/>
+        </w:rPr>
+        <w:t>ולא עובד</w:t>
+      </w:r>
+      <w:r>
+        <w:rPr>
+          <w:rFonts w:cs="Noto Rashi Hebrew"/>
+          <w:b w:val="false"/>
+          <w:bCs w:val="false"/>
+          <w:rtl w:val="true"/>
+        </w:rPr>
+        <w:t xml:space="preserve">, </w:t>
+      </w:r>
+      <w:r>
+        <w:rPr>
+          <w:rFonts w:cs="Noto Rashi Hebrew"/>
+          <w:b w:val="false"/>
+          <w:b w:val="false"/>
+          <w:bCs w:val="false"/>
+          <w:rtl w:val="true"/>
+        </w:rPr>
+        <w:t>בראש האילן</w:t>
+      </w:r>
+      <w:r>
+        <w:rPr>
+          <w:rFonts w:cs="Noto Rashi Hebrew"/>
+          <w:b w:val="false"/>
+          <w:bCs w:val="false"/>
+          <w:rtl w:val="true"/>
+        </w:rPr>
+        <w:t>.</w:t>
+      </w:r>
+    </w:p>
+    <w:p>
+      <w:pPr>
+        <w:pStyle w:val="FootnoteText"/>
+        <w:numPr>
+          <w:ilvl w:val="1"/>
+          <w:numId w:val="2"/>
+        </w:numPr>
+        <w:bidi w:val="1"/>
+        <w:jc w:val="start"/>
+        <w:rPr>
+          <w:rFonts w:cs="Noto Rashi Hebrew"/>
+          <w:b w:val="false"/>
+          <w:bCs w:val="false"/>
+        </w:rPr>
+      </w:pPr>
+      <w:r>
+        <w:rPr>
+          <w:rFonts w:cs="Noto Rashi Hebrew"/>
+          <w:b w:val="false"/>
+          <w:b w:val="false"/>
+          <w:bCs w:val="false"/>
+          <w:rtl w:val="true"/>
+        </w:rPr>
+        <w:t xml:space="preserve">תפילה </w:t>
+      </w:r>
+      <w:r>
+        <w:rPr>
+          <w:rFonts w:cs="Noto Rashi Hebrew"/>
+          <w:b w:val="false"/>
+          <w:bCs w:val="false"/>
+          <w:rtl w:val="true"/>
+        </w:rPr>
+        <w:t>-</w:t>
+      </w:r>
+    </w:p>
+    <w:p>
+      <w:pPr>
+        <w:pStyle w:val="FootnoteText"/>
+        <w:numPr>
+          <w:ilvl w:val="2"/>
+          <w:numId w:val="2"/>
+        </w:numPr>
+        <w:bidi w:val="1"/>
+        <w:jc w:val="start"/>
+        <w:rPr>
+          <w:rFonts w:cs="Noto Rashi Hebrew"/>
+          <w:b w:val="false"/>
+          <w:bCs w:val="false"/>
+        </w:rPr>
+      </w:pPr>
+      <w:r>
+        <w:rPr>
+          <w:rFonts w:cs="Noto Rashi Hebrew"/>
+          <w:b w:val="false"/>
+          <w:b w:val="false"/>
+          <w:bCs w:val="false"/>
+          <w:rtl w:val="true"/>
+        </w:rPr>
+        <w:t>אם האילן הוא זית או תאנה – יכול להתפלל</w:t>
+      </w:r>
+      <w:r>
+        <w:rPr>
+          <w:rFonts w:cs="Noto Rashi Hebrew"/>
+          <w:b w:val="false"/>
+          <w:bCs w:val="false"/>
+          <w:rtl w:val="true"/>
+        </w:rPr>
+        <w:t>. (</w:t>
+      </w:r>
+      <w:r>
+        <w:rPr>
+          <w:rFonts w:cs="Noto Rashi Hebrew"/>
+          <w:b w:val="false"/>
+          <w:b w:val="false"/>
+          <w:bCs w:val="false"/>
+          <w:rtl w:val="true"/>
+        </w:rPr>
         <w:t>אבל</w:t>
       </w:r>
       <w:r>
         <w:rPr>
           <w:rFonts w:cs="Noto Rashi Hebrew"/>
+          <w:b w:val="false"/>
+          <w:bCs w:val="false"/>
           <w:rtl w:val="true"/>
         </w:rPr>
         <w:t xml:space="preserve">, </w:t>
@@ -884,13 +1462,18 @@
       <w:r>
         <w:rPr>
           <w:rFonts w:cs="Noto Rashi Hebrew"/>
-          <w:rtl w:val="true"/>
-        </w:rPr>
-        <w:t>גמ’ מבאר</w:t>
-      </w:r>
-      <w:r>
-        <w:rPr>
-          <w:rFonts w:cs="Noto Rashi Hebrew"/>
+          <w:b w:val="false"/>
+          <w:b w:val="false"/>
+          <w:bCs w:val="false"/>
+          <w:rtl w:val="true"/>
+        </w:rPr>
+        <w:t>רק פועל יכול</w:t>
+      </w:r>
+      <w:r>
+        <w:rPr>
+          <w:rFonts w:cs="Noto Rashi Hebrew"/>
+          <w:b w:val="false"/>
+          <w:bCs w:val="false"/>
           <w:rtl w:val="true"/>
         </w:rPr>
         <w:t xml:space="preserve">, </w:t>
@@ -898,111 +1481,53 @@
       <w:r>
         <w:rPr>
           <w:rFonts w:cs="Noto Rashi Hebrew"/>
-          <w:rtl w:val="true"/>
-        </w:rPr>
-        <w:t>אם עובדים על אילן זית</w:t>
-      </w:r>
-      <w:r>
-        <w:rPr>
-          <w:rFonts w:cs="Noto Rashi Hebrew"/>
-          <w:rtl w:val="true"/>
-        </w:rPr>
-        <w:t xml:space="preserve">, </w:t>
-      </w:r>
-      <w:r>
-        <w:rPr>
-          <w:rFonts w:cs="Noto Rashi Hebrew"/>
-          <w:rtl w:val="true"/>
-        </w:rPr>
-        <w:t>אז גם מתפללים שם</w:t>
-      </w:r>
-      <w:r>
-        <w:rPr>
-          <w:rFonts w:cs="Noto Rashi Hebrew"/>
-          <w:rtl w:val="true"/>
-        </w:rPr>
-        <w:t xml:space="preserve">. </w:t>
-      </w:r>
-      <w:r>
-        <w:rPr>
-          <w:rFonts w:cs="Noto Rashi Hebrew"/>
-          <w:rtl w:val="true"/>
-        </w:rPr>
-        <w:t>רש</w:t>
-      </w:r>
-      <w:r>
-        <w:rPr>
-          <w:rFonts w:cs="Noto Rashi Hebrew"/>
-          <w:rtl w:val="true"/>
-        </w:rPr>
-        <w:t>"</w:t>
-      </w:r>
-      <w:r>
-        <w:rPr>
-          <w:rFonts w:cs="Noto Rashi Hebrew"/>
-          <w:rtl w:val="true"/>
-        </w:rPr>
-        <w:t>י מבאר שהוא מפני שיש הרבה עצים</w:t>
-      </w:r>
-      <w:r>
-        <w:rPr>
-          <w:rFonts w:cs="Noto Rashi Hebrew"/>
-          <w:rtl w:val="true"/>
-        </w:rPr>
-        <w:t xml:space="preserve">, </w:t>
-      </w:r>
-      <w:r>
-        <w:rPr>
-          <w:rFonts w:cs="Noto Rashi Hebrew"/>
-          <w:rtl w:val="true"/>
-        </w:rPr>
-        <w:t>ויכול לכוון</w:t>
-      </w:r>
-      <w:r>
-        <w:rPr>
-          <w:rFonts w:cs="Noto Rashi Hebrew"/>
-          <w:rtl w:val="true"/>
-        </w:rPr>
-        <w:t xml:space="preserve">, </w:t>
-      </w:r>
-      <w:r>
-        <w:rPr>
-          <w:rFonts w:cs="Noto Rashi Hebrew"/>
-          <w:rtl w:val="true"/>
-        </w:rPr>
-        <w:t>שלא יפול</w:t>
-      </w:r>
-      <w:r>
-        <w:rPr>
-          <w:rFonts w:cs="Noto Rashi Hebrew"/>
-          <w:rtl w:val="true"/>
-        </w:rPr>
-        <w:t xml:space="preserve">. </w:t>
-      </w:r>
-      <w:r>
-        <w:rPr>
-          <w:rFonts w:cs="Noto Rashi Hebrew"/>
-          <w:rtl w:val="true"/>
-        </w:rPr>
-        <w:t>בירושלמי נראה שאומר שהוא שיש הרבה עצים</w:t>
-      </w:r>
-      <w:r>
-        <w:rPr>
-          <w:rFonts w:cs="Noto Rashi Hebrew"/>
-          <w:rtl w:val="true"/>
-        </w:rPr>
-        <w:t xml:space="preserve">, </w:t>
-      </w:r>
-      <w:r>
-        <w:rPr>
-          <w:rFonts w:cs="Noto Rashi Hebrew"/>
-          <w:rtl w:val="true"/>
-        </w:rPr>
-        <w:t>ואז טורח גדול הוא לרדת ולעלות</w:t>
-      </w:r>
-      <w:r>
-        <w:rPr>
-          <w:rFonts w:cs="Noto Rashi Hebrew"/>
+          <w:b w:val="false"/>
+          <w:b w:val="false"/>
+          <w:bCs w:val="false"/>
+          <w:rtl w:val="true"/>
+        </w:rPr>
+        <w:t>ולא בעל הבית</w:t>
+      </w:r>
+      <w:r>
+        <w:rPr>
+          <w:rFonts w:cs="Noto Rashi Hebrew"/>
+          <w:b w:val="false"/>
+          <w:bCs w:val="false"/>
+          <w:rtl w:val="true"/>
+        </w:rPr>
+        <w:t>.)</w:t>
+      </w:r>
+    </w:p>
+    <w:p>
+      <w:pPr>
+        <w:pStyle w:val="FootnoteText"/>
+        <w:numPr>
+          <w:ilvl w:val="2"/>
+          <w:numId w:val="2"/>
+        </w:numPr>
+        <w:bidi w:val="1"/>
+        <w:jc w:val="start"/>
+        <w:rPr>
+          <w:rFonts w:cs="Noto Rashi Hebrew"/>
+          <w:b w:val="false"/>
+          <w:bCs w:val="false"/>
+        </w:rPr>
+      </w:pPr>
+      <w:r>
+        <w:rPr>
+          <w:rFonts w:cs="Noto Rashi Hebrew"/>
+          <w:b w:val="false"/>
+          <w:b w:val="false"/>
+          <w:bCs w:val="false"/>
+          <w:rtl w:val="true"/>
+        </w:rPr>
+        <w:t>אם האילן הוא ממין אחר – לא יכול להתפלל</w:t>
+      </w:r>
+      <w:r>
+        <w:rPr>
+          <w:rFonts w:cs="Noto Rashi Hebrew"/>
+          <w:b w:val="false"/>
+          <w:bCs w:val="false"/>
           <w:rtl w:val="true"/>
         </w:rPr>
         <w:t>.</w:t>
@@ -1010,6 +1535,273 @@
     </w:p>
   </w:footnote>
 </w:footnotes>
+</file>
+
+<file path=word/numbering.xml><?xml version="1.0" encoding="utf-8"?>
+<w:numbering xmlns:w="http://schemas.openxmlformats.org/wordprocessingml/2006/main" xmlns:o="urn:schemas-microsoft-com:office:office" xmlns:r="http://schemas.openxmlformats.org/officeDocument/2006/relationships" xmlns:v="urn:schemas-microsoft-com:vml" xmlns:mc="http://schemas.openxmlformats.org/markup-compatibility/2006" xmlns:w14="http://schemas.microsoft.com/office/word/2010/wordml" mc:Ignorable="w14">
+  <w:abstractNum w:abstractNumId="1">
+    <w:lvl w:ilvl="0">
+      <w:start w:val="1"/>
+      <w:numFmt w:val="none"/>
+      <w:suff w:val="nothing"/>
+      <w:lvlText w:val=""/>
+      <w:lvlJc w:val="start"/>
+      <w:pPr>
+        <w:tabs>
+          <w:tab w:val="num" w:pos="0"/>
+        </w:tabs>
+        <w:ind w:start="0" w:hanging="0"/>
+      </w:pPr>
+    </w:lvl>
+    <w:lvl w:ilvl="1">
+      <w:start w:val="1"/>
+      <w:numFmt w:val="none"/>
+      <w:suff w:val="nothing"/>
+      <w:lvlText w:val=""/>
+      <w:lvlJc w:val="start"/>
+      <w:pPr>
+        <w:tabs>
+          <w:tab w:val="num" w:pos="0"/>
+        </w:tabs>
+        <w:ind w:start="0" w:hanging="0"/>
+      </w:pPr>
+    </w:lvl>
+    <w:lvl w:ilvl="2">
+      <w:start w:val="1"/>
+      <w:numFmt w:val="none"/>
+      <w:suff w:val="nothing"/>
+      <w:lvlText w:val=""/>
+      <w:lvlJc w:val="start"/>
+      <w:pPr>
+        <w:tabs>
+          <w:tab w:val="num" w:pos="0"/>
+        </w:tabs>
+        <w:ind w:start="0" w:hanging="0"/>
+      </w:pPr>
+    </w:lvl>
+    <w:lvl w:ilvl="3">
+      <w:start w:val="1"/>
+      <w:numFmt w:val="none"/>
+      <w:suff w:val="nothing"/>
+      <w:lvlText w:val=""/>
+      <w:lvlJc w:val="start"/>
+      <w:pPr>
+        <w:tabs>
+          <w:tab w:val="num" w:pos="0"/>
+        </w:tabs>
+        <w:ind w:start="0" w:hanging="0"/>
+      </w:pPr>
+    </w:lvl>
+    <w:lvl w:ilvl="4">
+      <w:start w:val="1"/>
+      <w:numFmt w:val="none"/>
+      <w:suff w:val="nothing"/>
+      <w:lvlText w:val=""/>
+      <w:lvlJc w:val="start"/>
+      <w:pPr>
+        <w:tabs>
+          <w:tab w:val="num" w:pos="0"/>
+        </w:tabs>
+        <w:ind w:start="0" w:hanging="0"/>
+      </w:pPr>
+    </w:lvl>
+    <w:lvl w:ilvl="5">
+      <w:start w:val="1"/>
+      <w:numFmt w:val="none"/>
+      <w:suff w:val="nothing"/>
+      <w:lvlText w:val=""/>
+      <w:lvlJc w:val="start"/>
+      <w:pPr>
+        <w:tabs>
+          <w:tab w:val="num" w:pos="0"/>
+        </w:tabs>
+        <w:ind w:start="0" w:hanging="0"/>
+      </w:pPr>
+    </w:lvl>
+    <w:lvl w:ilvl="6">
+      <w:start w:val="1"/>
+      <w:numFmt w:val="none"/>
+      <w:suff w:val="nothing"/>
+      <w:lvlText w:val=""/>
+      <w:lvlJc w:val="start"/>
+      <w:pPr>
+        <w:tabs>
+          <w:tab w:val="num" w:pos="0"/>
+        </w:tabs>
+        <w:ind w:start="0" w:hanging="0"/>
+      </w:pPr>
+    </w:lvl>
+    <w:lvl w:ilvl="7">
+      <w:start w:val="1"/>
+      <w:numFmt w:val="none"/>
+      <w:suff w:val="nothing"/>
+      <w:lvlText w:val=""/>
+      <w:lvlJc w:val="start"/>
+      <w:pPr>
+        <w:tabs>
+          <w:tab w:val="num" w:pos="0"/>
+        </w:tabs>
+        <w:ind w:start="0" w:hanging="0"/>
+      </w:pPr>
+    </w:lvl>
+    <w:lvl w:ilvl="8">
+      <w:start w:val="1"/>
+      <w:numFmt w:val="none"/>
+      <w:suff w:val="nothing"/>
+      <w:lvlText w:val=""/>
+      <w:lvlJc w:val="start"/>
+      <w:pPr>
+        <w:tabs>
+          <w:tab w:val="num" w:pos="0"/>
+        </w:tabs>
+        <w:ind w:start="0" w:hanging="0"/>
+      </w:pPr>
+    </w:lvl>
+  </w:abstractNum>
+  <w:abstractNum w:abstractNumId="2">
+    <w:lvl w:ilvl="0">
+      <w:start w:val="1"/>
+      <w:numFmt w:val="bullet"/>
+      <w:lvlText w:val=""/>
+      <w:lvlJc w:val="end"/>
+      <w:pPr>
+        <w:tabs>
+          <w:tab w:val="num" w:pos="720"/>
+        </w:tabs>
+        <w:ind w:start="720" w:hanging="360"/>
+      </w:pPr>
+      <w:rPr>
+        <w:rFonts w:ascii="Symbol" w:hAnsi="Symbol" w:cs="Symbol" w:hint="default"/>
+      </w:rPr>
+    </w:lvl>
+    <w:lvl w:ilvl="1">
+      <w:start w:val="1"/>
+      <w:numFmt w:val="bullet"/>
+      <w:lvlText w:val="◦"/>
+      <w:lvlJc w:val="end"/>
+      <w:pPr>
+        <w:tabs>
+          <w:tab w:val="num" w:pos="1080"/>
+        </w:tabs>
+        <w:ind w:start="1080" w:hanging="360"/>
+      </w:pPr>
+      <w:rPr>
+        <w:rFonts w:ascii="OpenSymbol" w:hAnsi="OpenSymbol" w:cs="OpenSymbol" w:hint="default"/>
+      </w:rPr>
+    </w:lvl>
+    <w:lvl w:ilvl="2">
+      <w:start w:val="1"/>
+      <w:numFmt w:val="bullet"/>
+      <w:lvlText w:val="▪"/>
+      <w:lvlJc w:val="end"/>
+      <w:pPr>
+        <w:tabs>
+          <w:tab w:val="num" w:pos="1440"/>
+        </w:tabs>
+        <w:ind w:start="1440" w:hanging="360"/>
+      </w:pPr>
+      <w:rPr>
+        <w:rFonts w:ascii="OpenSymbol" w:hAnsi="OpenSymbol" w:cs="OpenSymbol" w:hint="default"/>
+      </w:rPr>
+    </w:lvl>
+    <w:lvl w:ilvl="3">
+      <w:start w:val="1"/>
+      <w:numFmt w:val="bullet"/>
+      <w:lvlText w:val=""/>
+      <w:lvlJc w:val="end"/>
+      <w:pPr>
+        <w:tabs>
+          <w:tab w:val="num" w:pos="1800"/>
+        </w:tabs>
+        <w:ind w:start="1800" w:hanging="360"/>
+      </w:pPr>
+      <w:rPr>
+        <w:rFonts w:ascii="Symbol" w:hAnsi="Symbol" w:cs="Symbol" w:hint="default"/>
+      </w:rPr>
+    </w:lvl>
+    <w:lvl w:ilvl="4">
+      <w:start w:val="1"/>
+      <w:numFmt w:val="bullet"/>
+      <w:lvlText w:val="◦"/>
+      <w:lvlJc w:val="end"/>
+      <w:pPr>
+        <w:tabs>
+          <w:tab w:val="num" w:pos="2160"/>
+        </w:tabs>
+        <w:ind w:start="2160" w:hanging="360"/>
+      </w:pPr>
+      <w:rPr>
+        <w:rFonts w:ascii="OpenSymbol" w:hAnsi="OpenSymbol" w:cs="OpenSymbol" w:hint="default"/>
+      </w:rPr>
+    </w:lvl>
+    <w:lvl w:ilvl="5">
+      <w:start w:val="1"/>
+      <w:numFmt w:val="bullet"/>
+      <w:lvlText w:val="▪"/>
+      <w:lvlJc w:val="end"/>
+      <w:pPr>
+        <w:tabs>
+          <w:tab w:val="num" w:pos="2520"/>
+        </w:tabs>
+        <w:ind w:start="2520" w:hanging="360"/>
+      </w:pPr>
+      <w:rPr>
+        <w:rFonts w:ascii="OpenSymbol" w:hAnsi="OpenSymbol" w:cs="OpenSymbol" w:hint="default"/>
+      </w:rPr>
+    </w:lvl>
+    <w:lvl w:ilvl="6">
+      <w:start w:val="1"/>
+      <w:numFmt w:val="bullet"/>
+      <w:lvlText w:val=""/>
+      <w:lvlJc w:val="end"/>
+      <w:pPr>
+        <w:tabs>
+          <w:tab w:val="num" w:pos="2880"/>
+        </w:tabs>
+        <w:ind w:start="2880" w:hanging="360"/>
+      </w:pPr>
+      <w:rPr>
+        <w:rFonts w:ascii="Symbol" w:hAnsi="Symbol" w:cs="Symbol" w:hint="default"/>
+      </w:rPr>
+    </w:lvl>
+    <w:lvl w:ilvl="7">
+      <w:start w:val="1"/>
+      <w:numFmt w:val="bullet"/>
+      <w:lvlText w:val="◦"/>
+      <w:lvlJc w:val="end"/>
+      <w:pPr>
+        <w:tabs>
+          <w:tab w:val="num" w:pos="3240"/>
+        </w:tabs>
+        <w:ind w:start="3240" w:hanging="360"/>
+      </w:pPr>
+      <w:rPr>
+        <w:rFonts w:ascii="OpenSymbol" w:hAnsi="OpenSymbol" w:cs="OpenSymbol" w:hint="default"/>
+      </w:rPr>
+    </w:lvl>
+    <w:lvl w:ilvl="8">
+      <w:start w:val="1"/>
+      <w:numFmt w:val="bullet"/>
+      <w:lvlText w:val="▪"/>
+      <w:lvlJc w:val="end"/>
+      <w:pPr>
+        <w:tabs>
+          <w:tab w:val="num" w:pos="3600"/>
+        </w:tabs>
+        <w:ind w:start="3600" w:hanging="360"/>
+      </w:pPr>
+      <w:rPr>
+        <w:rFonts w:ascii="OpenSymbol" w:hAnsi="OpenSymbol" w:cs="OpenSymbol" w:hint="default"/>
+      </w:rPr>
+    </w:lvl>
+  </w:abstractNum>
+  <w:num w:numId="1">
+    <w:abstractNumId w:val="1"/>
+  </w:num>
+  <w:num w:numId="2">
+    <w:abstractNumId w:val="2"/>
+  </w:num>
+</w:numbering>
 </file>
 
 <file path=word/styles.xml><?xml version="1.0" encoding="utf-8"?>
@@ -1026,7 +1818,6 @@
     </w:rPrDefault>
     <w:pPrDefault>
       <w:pPr>
-        <w:widowControl/>
         <w:suppressAutoHyphens w:val="true"/>
       </w:pPr>
     </w:pPrDefault>
@@ -1036,7 +1827,10 @@
     <w:qFormat/>
     <w:pPr>
       <w:widowControl/>
+      <w:suppressAutoHyphens w:val="true"/>
       <w:bidi w:val="0"/>
+      <w:spacing w:before="0" w:after="0"/>
+      <w:jc w:val="start"/>
     </w:pPr>
     <w:rPr>
       <w:rFonts w:ascii="Liberation Serif" w:hAnsi="Liberation Serif" w:eastAsia="Unifont" w:cs="FreeSans"/>
@@ -1069,20 +1863,27 @@
     <w:name w:val="line number"/>
     <w:rPr/>
   </w:style>
-  <w:style w:type="character" w:styleId="FootnoteCharactersuser">
-    <w:name w:val="Footnote Characters (user)"/>
+  <w:style w:type="character" w:styleId="FootnoteCharacters">
+    <w:name w:val="Footnote Characters"/>
     <w:qFormat/>
     <w:rPr>
       <w:vertAlign w:val="superscript"/>
     </w:rPr>
   </w:style>
-  <w:style w:type="character" w:styleId="FootnoteCharacters">
-    <w:name w:val="Footnote Characters"/>
+  <w:style w:type="character" w:styleId="FootnoteCharactersuser">
+    <w:name w:val="Footnote Characters (user)"/>
     <w:qFormat/>
     <w:rPr/>
   </w:style>
   <w:style w:type="character" w:styleId="FootnoteReference">
     <w:name w:val="footnote reference"/>
+    <w:rPr>
+      <w:vertAlign w:val="superscript"/>
+    </w:rPr>
+  </w:style>
+  <w:style w:type="character" w:styleId="EndnoteCharacters">
+    <w:name w:val="Endnote Characters"/>
+    <w:qFormat/>
     <w:rPr>
       <w:vertAlign w:val="superscript"/>
     </w:rPr>
@@ -1093,10 +1894,17 @@
       <w:vertAlign w:val="superscript"/>
     </w:rPr>
   </w:style>
-  <w:style w:type="character" w:styleId="EndnoteCharacters">
-    <w:name w:val="Endnote Characters"/>
+  <w:style w:type="character" w:styleId="EndnoteCharactersuser">
+    <w:name w:val="Endnote Characters (user)"/>
     <w:qFormat/>
     <w:rPr/>
+  </w:style>
+  <w:style w:type="character" w:styleId="Bullets">
+    <w:name w:val="Bullets"/>
+    <w:qFormat/>
+    <w:rPr>
+      <w:rFonts w:ascii="OpenSymbol" w:hAnsi="OpenSymbol" w:eastAsia="OpenSymbol" w:cs="OpenSymbol"/>
+    </w:rPr>
   </w:style>
   <w:style w:type="paragraph" w:styleId="Heading">
     <w:name w:val="Heading"/>

--- a/a_siach_shai/a_siach_shai/c_siach_shai_mishnayos/a_zeraim_mishnayos/a_berachos_mishnayos/perek_2_mishnayos_berachos/mishna_4_perek_2_berachos.docx
+++ b/a_siach_shai/a_siach_shai/c_siach_shai_mishnayos/a_zeraim_mishnayos/a_berachos_mishnayos/perek_2_mishnayos_berachos/mishna_4_perek_2_berachos.docx
@@ -146,18 +146,7 @@
           <w:szCs w:val="28"/>
           <w:rtl w:val="true"/>
         </w:rPr>
-        <w:t>]</w:t>
-      </w:r>
-      <w:r>
-        <w:rPr>
-          <w:rFonts w:cs="DejaVu Serif"/>
-          <w:b w:val="false"/>
-          <w:bCs w:val="false"/>
-          <w:sz w:val="28"/>
-          <w:szCs w:val="28"/>
-          <w:rtl w:val="true"/>
-        </w:rPr>
-        <w:t xml:space="preserve"> </w:t>
+        <w:t xml:space="preserve">] </w:t>
       </w:r>
       <w:r>
         <w:rPr>
@@ -385,7 +374,7 @@
       </w:r>
       <w:r>
         <w:rPr>
-          <w:rStyle w:val="FootnoteCharacters"/>
+          <w:rStyle w:val="FootnoteCharactersuser"/>
           <w:rtl w:val="true"/>
         </w:rPr>
         <w:tab/>
@@ -438,6 +427,42 @@
       <w:r>
         <w:rPr>
           <w:rFonts w:cs="Noto Rashi Hebrew"/>
+          <w:b/>
+          <w:b/>
+          <w:bCs/>
+          <w:rtl w:val="true"/>
+        </w:rPr>
+        <w:t>הקדמה</w:t>
+      </w:r>
+      <w:r>
+        <w:rPr>
+          <w:rFonts w:cs="Noto Rashi Hebrew"/>
+          <w:b/>
+          <w:bCs/>
+          <w:rtl w:val="true"/>
+        </w:rPr>
+        <w:t>:</w:t>
+      </w:r>
+    </w:p>
+    <w:p>
+      <w:pPr>
+        <w:pStyle w:val="FootnoteText"/>
+        <w:bidi w:val="1"/>
+        <w:jc w:val="start"/>
+        <w:rPr>
+          <w:rFonts w:cs="Noto Rashi Hebrew"/>
+        </w:rPr>
+      </w:pPr>
+      <w:r>
+        <w:rPr>
+          <w:rFonts w:cs="Noto Rashi Hebrew"/>
+          <w:rtl w:val="true"/>
+        </w:rPr>
+        <w:tab/>
+      </w:r>
+      <w:r>
+        <w:rPr>
+          <w:rFonts w:cs="Noto Rashi Hebrew"/>
           <w:rtl w:val="true"/>
         </w:rPr>
         <w:t>יש חלקים מקריאת שמע שצריכים כוונה</w:t>
@@ -784,21 +809,7 @@
           <w:rFonts w:cs="Noto Rashi Hebrew"/>
           <w:rtl w:val="true"/>
         </w:rPr>
-        <w:t xml:space="preserve">י מפרש שהוא </w:t>
-      </w:r>
-      <w:r>
-        <w:rPr>
-          <w:rFonts w:cs="Noto Rashi Hebrew"/>
-          <w:rtl w:val="true"/>
-        </w:rPr>
-        <w:t xml:space="preserve">מפני שהוא </w:t>
-      </w:r>
-      <w:r>
-        <w:rPr>
-          <w:rFonts w:cs="Noto Rashi Hebrew"/>
-          <w:rtl w:val="true"/>
-        </w:rPr>
-        <w:t>רחמים</w:t>
+        <w:t>י מפרש שהוא מפני שהוא רחמים</w:t>
       </w:r>
       <w:r>
         <w:rPr>
@@ -812,21 +823,7 @@
           <w:rFonts w:cs="Noto Rashi Hebrew"/>
           <w:rtl w:val="true"/>
         </w:rPr>
-        <w:t>ו</w:t>
-      </w:r>
-      <w:r>
-        <w:rPr>
-          <w:rFonts w:cs="Noto Rashi Hebrew"/>
-          <w:rtl w:val="true"/>
-        </w:rPr>
-        <w:t xml:space="preserve">לכן </w:t>
-      </w:r>
-      <w:r>
-        <w:rPr>
-          <w:rFonts w:cs="Noto Rashi Hebrew"/>
-          <w:rtl w:val="true"/>
-        </w:rPr>
-        <w:t xml:space="preserve">צריך כוונה </w:t>
+        <w:t xml:space="preserve">ולכן צריך כוונה </w:t>
       </w:r>
       <w:r>
         <w:rPr>
@@ -950,14 +947,7 @@
           <w:rFonts w:cs="Noto Rashi Hebrew"/>
           <w:rtl w:val="true"/>
         </w:rPr>
-        <w:t xml:space="preserve">.) </w:t>
-      </w:r>
-      <w:r>
-        <w:rPr>
-          <w:rFonts w:cs="Noto Rashi Hebrew"/>
-          <w:rtl w:val="true"/>
-        </w:rPr>
-        <w:t>[</w:t>
+        <w:t>.) [</w:t>
       </w:r>
       <w:r>
         <w:rPr>
@@ -1083,28 +1073,7 @@
           <w:rFonts w:cs="Noto Rashi Hebrew"/>
           <w:rtl w:val="true"/>
         </w:rPr>
-        <w:t xml:space="preserve"> </w:t>
-      </w:r>
-      <w:r>
-        <w:rPr>
-          <w:rFonts w:cs="Noto Rashi Hebrew"/>
-          <w:rtl w:val="true"/>
-        </w:rPr>
-        <w:t>ש</w:t>
-      </w:r>
-      <w:r>
-        <w:rPr>
-          <w:rFonts w:cs="Noto Rashi Hebrew"/>
-          <w:rtl w:val="true"/>
-        </w:rPr>
-        <w:t xml:space="preserve">אם עובדים על אילן זית </w:t>
-      </w:r>
-      <w:r>
-        <w:rPr>
-          <w:rFonts w:cs="Noto Rashi Hebrew"/>
-          <w:rtl w:val="true"/>
-        </w:rPr>
-        <w:t>או תאנה</w:t>
+        <w:t xml:space="preserve"> שאם עובדים על אילן זית או תאנה</w:t>
       </w:r>
       <w:r>
         <w:rPr>
@@ -1125,14 +1094,7 @@
           <w:rFonts w:cs="Noto Rashi Hebrew"/>
           <w:rtl w:val="true"/>
         </w:rPr>
-        <w:t xml:space="preserve">. </w:t>
-      </w:r>
-      <w:r>
-        <w:rPr>
-          <w:rFonts w:cs="Noto Rashi Hebrew"/>
-          <w:rtl w:val="true"/>
-        </w:rPr>
-        <w:t>[</w:t>
+        <w:t>. [</w:t>
       </w:r>
       <w:r>
         <w:rPr>
@@ -1863,6 +1825,13 @@
     <w:name w:val="line number"/>
     <w:rPr/>
   </w:style>
+  <w:style w:type="character" w:styleId="FootnoteCharactersuser">
+    <w:name w:val="Footnote Characters (user)"/>
+    <w:qFormat/>
+    <w:rPr>
+      <w:vertAlign w:val="superscript"/>
+    </w:rPr>
+  </w:style>
   <w:style w:type="character" w:styleId="FootnoteCharacters">
     <w:name w:val="Footnote Characters"/>
     <w:qFormat/>
@@ -1870,13 +1839,15 @@
       <w:vertAlign w:val="superscript"/>
     </w:rPr>
   </w:style>
-  <w:style w:type="character" w:styleId="FootnoteCharactersuser">
-    <w:name w:val="Footnote Characters (user)"/>
-    <w:qFormat/>
-    <w:rPr/>
-  </w:style>
   <w:style w:type="character" w:styleId="FootnoteReference">
     <w:name w:val="footnote reference"/>
+    <w:rPr>
+      <w:vertAlign w:val="superscript"/>
+    </w:rPr>
+  </w:style>
+  <w:style w:type="character" w:styleId="EndnoteCharactersuser">
+    <w:name w:val="Endnote Characters (user)"/>
+    <w:qFormat/>
     <w:rPr>
       <w:vertAlign w:val="superscript"/>
     </w:rPr>
@@ -1884,9 +1855,7 @@
   <w:style w:type="character" w:styleId="EndnoteCharacters">
     <w:name w:val="Endnote Characters"/>
     <w:qFormat/>
-    <w:rPr>
-      <w:vertAlign w:val="superscript"/>
-    </w:rPr>
+    <w:rPr/>
   </w:style>
   <w:style w:type="character" w:styleId="EndnoteReference">
     <w:name w:val="endnote reference"/>
@@ -1894,13 +1863,8 @@
       <w:vertAlign w:val="superscript"/>
     </w:rPr>
   </w:style>
-  <w:style w:type="character" w:styleId="EndnoteCharactersuser">
-    <w:name w:val="Endnote Characters (user)"/>
-    <w:qFormat/>
-    <w:rPr/>
-  </w:style>
-  <w:style w:type="character" w:styleId="Bullets">
-    <w:name w:val="Bullets"/>
+  <w:style w:type="character" w:styleId="Bulletsuser">
+    <w:name w:val="Bullets (user)"/>
     <w:qFormat/>
     <w:rPr>
       <w:rFonts w:ascii="OpenSymbol" w:hAnsi="OpenSymbol" w:eastAsia="OpenSymbol" w:cs="OpenSymbol"/>
